--- a/Chenyu_Wu_CV_09.docx
+++ b/Chenyu_Wu_CV_09.docx
@@ -1,6 +1,6 @@
 
 <file path=word/document.xml><?xml version="1.0" encoding="utf-8"?>
-<w:document xmlns:wpc="http://schemas.microsoft.com/office/word/2010/wordprocessingCanvas" xmlns:cx="http://schemas.microsoft.com/office/drawing/2014/chartex" xmlns:cx1="http://schemas.microsoft.com/office/drawing/2015/9/8/chartex" xmlns:cx2="http://schemas.microsoft.com/office/drawing/2015/10/21/chartex" xmlns:cx3="http://schemas.microsoft.com/office/drawing/2016/5/9/chartex" xmlns:cx4="http://schemas.microsoft.com/office/drawing/2016/5/10/chartex" xmlns:cx5="http://schemas.microsoft.com/office/drawing/2016/5/11/chartex" xmlns:cx6="http://schemas.microsoft.com/office/drawing/2016/5/12/chartex" xmlns:cx7="http://schemas.microsoft.com/office/drawing/2016/5/13/chartex" xmlns:cx8="http://schemas.microsoft.com/office/drawing/2016/5/14/chartex" xmlns:mc="http://schemas.openxmlformats.org/markup-compatibility/2006" xmlns:aink="http://schemas.microsoft.com/office/drawing/2016/ink" xmlns:am3d="http://schemas.microsoft.com/office/drawing/2017/model3d" xmlns:o="urn:schemas-microsoft-com:office:office" xmlns:oel="http://schemas.microsoft.com/office/2019/extlst" xmlns:r="http://schemas.openxmlformats.org/officeDocument/2006/relationships" xmlns:m="http://schemas.openxmlformats.org/officeDocument/2006/math" xmlns:v="urn:schemas-microsoft-com:vml" xmlns:wp14="http://schemas.microsoft.com/office/word/2010/wordprocessingDrawing" xmlns:wp="http://schemas.openxmlformats.org/drawingml/2006/wordprocessingDrawing" xmlns:w10="urn:schemas-microsoft-com:office:word" xmlns:w="http://schemas.openxmlformats.org/wordprocessingml/2006/main" xmlns:w14="http://schemas.microsoft.com/office/word/2010/wordml" xmlns:w15="http://schemas.microsoft.com/office/word/2012/wordml" xmlns:w16cex="http://schemas.microsoft.com/office/word/2018/wordml/cex" xmlns:w16cid="http://schemas.microsoft.com/office/word/2016/wordml/cid" xmlns:w16="http://schemas.microsoft.com/office/word/2018/wordml" xmlns:w16du="http://schemas.microsoft.com/office/word/2023/wordml/word16du" xmlns:w16sdtdh="http://schemas.microsoft.com/office/word/2020/wordml/sdtdatahash" xmlns:w16sdtfl="http://schemas.microsoft.com/office/word/2024/wordml/sdtformatlock" xmlns:w16se="http://schemas.microsoft.com/office/word/2015/wordml/symex" xmlns:wpg="http://schemas.microsoft.com/office/word/2010/wordprocessingGroup" xmlns:wpi="http://schemas.microsoft.com/office/word/2010/wordprocessingInk" xmlns:wne="http://schemas.microsoft.com/office/word/2006/wordml" xmlns:wps="http://schemas.microsoft.com/office/word/2010/wordprocessingShape" mc:Ignorable="w14 w15 w16se w16cid w16 w16cex w16sdtdh w16sdtfl w16du wp14">
+<w:document xmlns:wpc="http://schemas.microsoft.com/office/word/2010/wordprocessingCanvas" xmlns:cx="http://schemas.microsoft.com/office/drawing/2014/chartex" xmlns:cx1="http://schemas.microsoft.com/office/drawing/2015/9/8/chartex" xmlns:cx2="http://schemas.microsoft.com/office/drawing/2015/10/21/chartex" xmlns:cx3="http://schemas.microsoft.com/office/drawing/2016/5/9/chartex" xmlns:cx4="http://schemas.microsoft.com/office/drawing/2016/5/10/chartex" xmlns:cx5="http://schemas.microsoft.com/office/drawing/2016/5/11/chartex" xmlns:cx6="http://schemas.microsoft.com/office/drawing/2016/5/12/chartex" xmlns:cx7="http://schemas.microsoft.com/office/drawing/2016/5/13/chartex" xmlns:cx8="http://schemas.microsoft.com/office/drawing/2016/5/14/chartex" xmlns:mc="http://schemas.openxmlformats.org/markup-compatibility/2006" xmlns:aink="http://schemas.microsoft.com/office/drawing/2016/ink" xmlns:am3d="http://schemas.microsoft.com/office/drawing/2017/model3d" xmlns:o="urn:schemas-microsoft-com:office:office" xmlns:oel="http://schemas.microsoft.com/office/2019/extlst" xmlns:r="http://schemas.openxmlformats.org/officeDocument/2006/relationships" xmlns:m="http://schemas.openxmlformats.org/officeDocument/2006/math" xmlns:v="urn:schemas-microsoft-com:vml" xmlns:wp14="http://schemas.microsoft.com/office/word/2010/wordprocessingDrawing" xmlns:wp="http://schemas.openxmlformats.org/drawingml/2006/wordprocessingDrawing" xmlns:w10="urn:schemas-microsoft-com:office:word" xmlns:w="http://schemas.openxmlformats.org/wordprocessingml/2006/main" xmlns:w14="http://schemas.microsoft.com/office/word/2010/wordml" xmlns:w15="http://schemas.microsoft.com/office/word/2012/wordml" xmlns:w16cei="http://schemas.microsoft.com/office/word/2026/wordml/cei" xmlns:w16cex="http://schemas.microsoft.com/office/word/2018/wordml/cex" xmlns:w16cid="http://schemas.microsoft.com/office/word/2016/wordml/cid" xmlns:w16="http://schemas.microsoft.com/office/word/2018/wordml" xmlns:w16du="http://schemas.microsoft.com/office/word/2023/wordml/word16du" xmlns:w16sdtdh="http://schemas.microsoft.com/office/word/2020/wordml/sdtdatahash" xmlns:w16sdtfl="http://schemas.microsoft.com/office/word/2024/wordml/sdtformatlock" xmlns:w16se="http://schemas.microsoft.com/office/word/2015/wordml/symex" xmlns:wpg="http://schemas.microsoft.com/office/word/2010/wordprocessingGroup" xmlns:wpi="http://schemas.microsoft.com/office/word/2010/wordprocessingInk" xmlns:wne="http://schemas.microsoft.com/office/word/2006/wordml" xmlns:wps="http://schemas.microsoft.com/office/word/2010/wordprocessingShape" mc:Ignorable="w14 w15 w16se w16cid w16 w16cex w16sdtdh w16sdtfl w16du wp14">
   <w:body>
     <w:p>
       <w:pPr>
@@ -198,7 +198,25 @@
           <w:sz w:val="22"/>
           <w:szCs w:val="22"/>
         </w:rPr>
-        <w:t xml:space="preserve">Data Engineer with a strong foundation in software engineering and applied data science, backed by an MRes from Imperial College London. Experienced in building AWS-based ETL/ELT pipelines with Python, SQL, </w:t>
+        <w:t>Data Engineer with a strong foundation in software engineering and applied data science, backed by an MRes from Imperial College London. Experienced in building AWS</w:t>
+      </w:r>
+      <w:r>
+        <w:rPr>
+          <w:rFonts w:ascii="Century Gothic" w:hAnsi="Century Gothic" w:cs="Century Gothic" w:hint="eastAsia"/>
+          <w:color w:val="787878"/>
+          <w:sz w:val="22"/>
+          <w:szCs w:val="22"/>
+        </w:rPr>
+        <w:t xml:space="preserve"> </w:t>
+      </w:r>
+      <w:r>
+        <w:rPr>
+          <w:rFonts w:ascii="Century Gothic" w:eastAsia="Century Gothic" w:hAnsi="Century Gothic" w:cs="Century Gothic"/>
+          <w:color w:val="787878"/>
+          <w:sz w:val="22"/>
+          <w:szCs w:val="22"/>
+        </w:rPr>
+        <w:t xml:space="preserve">based ETL/ELT pipelines with Python, SQL, </w:t>
       </w:r>
       <w:proofErr w:type="spellStart"/>
       <w:r>
@@ -218,7 +236,25 @@
           <w:sz w:val="22"/>
           <w:szCs w:val="22"/>
         </w:rPr>
-        <w:t>, Terraform and Apache Airflow, and in engineering CI/CD quality frameworks for shared data engineering codebases. Passionate about scalable, well-tested cloud data platforms that support analytics and AI-driven systems.</w:t>
+        <w:t>, Terraform and Apache Airflow, and in engineering CI/CD quality frameworks for shared data engineering codebases. Passionate about scalable, well-tested cloud data platforms that support analytics and AI</w:t>
+      </w:r>
+      <w:r>
+        <w:rPr>
+          <w:rFonts w:ascii="Century Gothic" w:hAnsi="Century Gothic" w:cs="Century Gothic" w:hint="eastAsia"/>
+          <w:color w:val="787878"/>
+          <w:sz w:val="22"/>
+          <w:szCs w:val="22"/>
+        </w:rPr>
+        <w:t xml:space="preserve"> </w:t>
+      </w:r>
+      <w:r>
+        <w:rPr>
+          <w:rFonts w:ascii="Century Gothic" w:eastAsia="Century Gothic" w:hAnsi="Century Gothic" w:cs="Century Gothic"/>
+          <w:color w:val="787878"/>
+          <w:sz w:val="22"/>
+          <w:szCs w:val="22"/>
+        </w:rPr>
+        <w:t>driven systems.</w:t>
       </w:r>
     </w:p>
     <w:p>
@@ -549,19 +585,8 @@
           <w:sz w:val="22"/>
           <w:szCs w:val="22"/>
         </w:rPr>
-        <w:t xml:space="preserve">Test Driven Development (TDD), </w:t>
-      </w:r>
-      <w:proofErr w:type="spellStart"/>
-      <w:r>
-        <w:rPr>
-          <w:rFonts w:ascii="Century Gothic" w:eastAsia="Century Gothic" w:hAnsi="Century Gothic" w:cs="Century Gothic"/>
-          <w:color w:val="787878"/>
-          <w:sz w:val="22"/>
-          <w:szCs w:val="22"/>
-        </w:rPr>
-        <w:t>Pytest</w:t>
-      </w:r>
-      <w:proofErr w:type="spellEnd"/>
+        <w:t>Test Driven Development (TDD), Pytest</w:t>
+      </w:r>
     </w:p>
     <w:p>
       <w:pPr>
@@ -636,26 +661,6 @@
           <w:szCs w:val="22"/>
         </w:rPr>
         <w:t>, LLM integration</w:t>
-      </w:r>
-    </w:p>
-    <w:p>
-      <w:pPr>
-        <w:ind w:left="720"/>
-        <w:rPr>
-          <w:rFonts w:ascii="Century Gothic" w:eastAsia="Century Gothic" w:hAnsi="Century Gothic" w:cs="Century Gothic"/>
-          <w:b/>
-          <w:bCs/>
-          <w:smallCaps/>
-          <w:color w:val="333333"/>
-        </w:rPr>
-      </w:pPr>
-      <w:r>
-        <w:rPr>
-          <w:color w:val="FFFFFF"/>
-          <w:sz w:val="2"/>
-          <w:szCs w:val="2"/>
-        </w:rPr>
-        <w:t>HRJ#7f275423-c13f-40ab-aa4-3a69b4b35ad4#</w:t>
       </w:r>
     </w:p>
     <w:p>
@@ -679,7 +684,17 @@
           <w:smallCaps/>
           <w:color w:val="333333"/>
         </w:rPr>
-        <w:t>EXPERIENCE</w:t>
+        <w:t>EXPERIEN</w:t>
+      </w:r>
+      <w:r>
+        <w:rPr>
+          <w:rFonts w:ascii="Century Gothic" w:eastAsia="Century Gothic" w:hAnsi="Century Gothic" w:cs="Century Gothic"/>
+          <w:b/>
+          <w:bCs/>
+          <w:smallCaps/>
+          <w:color w:val="333333"/>
+        </w:rPr>
+        <w:t>CE</w:t>
       </w:r>
     </w:p>
     <w:p>
@@ -740,17 +755,17 @@
     <w:p>
       <w:pPr>
         <w:rPr>
+          <w:rFonts w:ascii="Century Gothic" w:hAnsi="Century Gothic" w:cs="Century Gothic"/>
+          <w:color w:val="787878"/>
+          <w:sz w:val="22"/>
+          <w:szCs w:val="22"/>
+        </w:rPr>
+      </w:pPr>
+    </w:p>
+    <w:p>
+      <w:pPr>
+        <w:rPr>
           <w:rFonts w:ascii="Century Gothic" w:hAnsi="Century Gothic" w:cs="Century Gothic" w:hint="eastAsia"/>
-          <w:color w:val="787878"/>
-          <w:sz w:val="22"/>
-          <w:szCs w:val="22"/>
-        </w:rPr>
-      </w:pPr>
-    </w:p>
-    <w:p>
-      <w:pPr>
-        <w:rPr>
-          <w:rFonts w:ascii="Century Gothic" w:eastAsia="Century Gothic" w:hAnsi="Century Gothic" w:cs="Century Gothic"/>
           <w:bCs/>
           <w:color w:val="787878"/>
           <w:sz w:val="18"/>
@@ -765,7 +780,7 @@
           <w:sz w:val="20"/>
           <w:szCs w:val="18"/>
         </w:rPr>
-        <w:t>Core Data Platform (Primary Responsibility)</w:t>
+        <w:t>Core Data Platform</w:t>
       </w:r>
     </w:p>
     <w:p>
@@ -890,7 +905,25 @@
           <w:sz w:val="22"/>
           <w:szCs w:val="22"/>
         </w:rPr>
-        <w:t xml:space="preserve">Partnered with Data Architects, Data Scientists and business stakeholders to translate reporting requirements into SQL transformations, </w:t>
+        <w:t>Led requirements</w:t>
+      </w:r>
+      <w:r>
+        <w:rPr>
+          <w:rFonts w:ascii="Century Gothic" w:hAnsi="Century Gothic" w:cs="Century Gothic" w:hint="eastAsia"/>
+          <w:color w:val="787878"/>
+          <w:sz w:val="22"/>
+          <w:szCs w:val="22"/>
+        </w:rPr>
+        <w:t xml:space="preserve"> </w:t>
+      </w:r>
+      <w:r>
+        <w:rPr>
+          <w:rFonts w:ascii="Century Gothic" w:eastAsia="Century Gothic" w:hAnsi="Century Gothic" w:cs="Century Gothic"/>
+          <w:color w:val="787878"/>
+          <w:sz w:val="22"/>
+          <w:szCs w:val="22"/>
+        </w:rPr>
+        <w:t xml:space="preserve">gathering sessions with business stakeholders and Data Scientists, converting analytical needs into validated SQL transformations and </w:t>
       </w:r>
       <w:proofErr w:type="spellStart"/>
       <w:r>
@@ -910,7 +943,7 @@
           <w:sz w:val="22"/>
           <w:szCs w:val="22"/>
         </w:rPr>
-        <w:t xml:space="preserve"> them as Glue jobs</w:t>
+        <w:t xml:space="preserve"> them as Glue jobs alongside Data Architects</w:t>
       </w:r>
     </w:p>
     <w:p>
@@ -927,7 +960,7 @@
     <w:p>
       <w:pPr>
         <w:rPr>
-          <w:rFonts w:ascii="Century Gothic" w:eastAsia="Century Gothic" w:hAnsi="Century Gothic" w:cs="Century Gothic"/>
+          <w:rFonts w:ascii="Century Gothic" w:hAnsi="Century Gothic" w:cs="Century Gothic" w:hint="eastAsia"/>
           <w:bCs/>
           <w:color w:val="787878"/>
           <w:sz w:val="18"/>
@@ -942,7 +975,7 @@
           <w:sz w:val="20"/>
           <w:szCs w:val="18"/>
         </w:rPr>
-        <w:t>CI/CD Initiative (Side Project)</w:t>
+        <w:t>CI/CD Initiative</w:t>
       </w:r>
     </w:p>
     <w:p>
@@ -1034,6 +1067,7 @@
         </w:rPr>
         <w:t xml:space="preserve">Built </w:t>
       </w:r>
+      <w:proofErr w:type="spellStart"/>
       <w:r>
         <w:rPr>
           <w:rFonts w:ascii="Century Gothic" w:eastAsia="Century Gothic" w:hAnsi="Century Gothic" w:cs="Century Gothic"/>
@@ -1043,6 +1077,7 @@
         </w:rPr>
         <w:t>containerised</w:t>
       </w:r>
+      <w:proofErr w:type="spellEnd"/>
       <w:r>
         <w:rPr>
           <w:rFonts w:ascii="Century Gothic" w:eastAsia="Century Gothic" w:hAnsi="Century Gothic" w:cs="Century Gothic"/>
@@ -1055,9 +1090,8 @@
     </w:p>
     <w:p>
       <w:pPr>
-        <w:ind w:left="460"/>
-        <w:rPr>
-          <w:rFonts w:ascii="Century Gothic" w:eastAsia="Century Gothic" w:hAnsi="Century Gothic" w:cs="Century Gothic"/>
+        <w:rPr>
+          <w:rFonts w:ascii="Century Gothic" w:hAnsi="Century Gothic" w:cs="Century Gothic" w:hint="eastAsia"/>
           <w:color w:val="787878"/>
           <w:sz w:val="22"/>
           <w:szCs w:val="22"/>
@@ -1163,7 +1197,25 @@
           <w:sz w:val="22"/>
           <w:szCs w:val="22"/>
         </w:rPr>
-        <w:t>Pyspark</w:t>
+        <w:t>Py</w:t>
+      </w:r>
+      <w:r>
+        <w:rPr>
+          <w:rFonts w:ascii="Century Gothic" w:hAnsi="Century Gothic" w:cs="Century Gothic" w:hint="eastAsia"/>
+          <w:color w:val="787878"/>
+          <w:sz w:val="22"/>
+          <w:szCs w:val="22"/>
+        </w:rPr>
+        <w:t>S</w:t>
+      </w:r>
+      <w:r>
+        <w:rPr>
+          <w:rFonts w:ascii="Century Gothic" w:eastAsia="Century Gothic" w:hAnsi="Century Gothic" w:cs="Century Gothic"/>
+          <w:color w:val="787878"/>
+          <w:sz w:val="22"/>
+          <w:szCs w:val="22"/>
+        </w:rPr>
+        <w:t>park</w:t>
       </w:r>
       <w:proofErr w:type="spellEnd"/>
       <w:r>
@@ -1262,25 +1314,14 @@
           <w:szCs w:val="22"/>
         </w:rPr>
       </w:pPr>
-      <w:proofErr w:type="gramStart"/>
-      <w:r>
-        <w:rPr>
-          <w:rFonts w:ascii="Century Gothic" w:eastAsia="Century Gothic" w:hAnsi="Century Gothic" w:cs="Century Gothic"/>
-          <w:color w:val="787878"/>
-          <w:sz w:val="22"/>
-          <w:szCs w:val="22"/>
-        </w:rPr>
-        <w:t>Applied software engineering best</w:t>
-      </w:r>
-      <w:proofErr w:type="gramEnd"/>
-      <w:r>
-        <w:rPr>
-          <w:rFonts w:ascii="Century Gothic" w:eastAsia="Century Gothic" w:hAnsi="Century Gothic" w:cs="Century Gothic"/>
-          <w:color w:val="787878"/>
-          <w:sz w:val="22"/>
-          <w:szCs w:val="22"/>
-        </w:rPr>
-        <w:t xml:space="preserve"> practices, including TDD, modular function-oriented design and object-oriented programming</w:t>
+      <w:r>
+        <w:rPr>
+          <w:rFonts w:ascii="Century Gothic" w:eastAsia="Century Gothic" w:hAnsi="Century Gothic" w:cs="Century Gothic"/>
+          <w:color w:val="787878"/>
+          <w:sz w:val="22"/>
+          <w:szCs w:val="22"/>
+        </w:rPr>
+        <w:t>Applied software engineering best practices, including TDD, modular function-oriented design and object-oriented programming</w:t>
       </w:r>
     </w:p>
     <w:p>
@@ -2174,47 +2215,6 @@
         <w:t>Developed strong problem-solving skills through hypothesis-driven experimentation</w:t>
       </w:r>
     </w:p>
-    <w:p>
-      <w:pPr>
-        <w:pBdr>
-          <w:top w:val="none" w:sz="0" w:space="7" w:color="000000"/>
-          <w:bottom w:val="none" w:sz="0" w:space="7" w:color="000000"/>
-        </w:pBdr>
-        <w:spacing w:before="100"/>
-        <w:rPr>
-          <w:rFonts w:ascii="Century Gothic" w:eastAsia="Century Gothic" w:hAnsi="Century Gothic" w:cs="Century Gothic"/>
-          <w:b/>
-          <w:bCs/>
-          <w:smallCaps/>
-          <w:color w:val="333333"/>
-        </w:rPr>
-      </w:pPr>
-    </w:p>
-    <w:p>
-      <w:pPr>
-        <w:spacing w:line="14" w:lineRule="auto"/>
-      </w:pPr>
-      <w:r>
-        <w:rPr>
-          <w:color w:val="FFFFFF"/>
-          <w:sz w:val="2"/>
-          <w:szCs w:val="2"/>
-        </w:rPr>
-        <w:t>#HRJ#7f275423-c13f-40ab-ada4-3a69b4b35ad4#</w:t>
-      </w:r>
-    </w:p>
-    <w:p>
-      <w:pPr>
-        <w:spacing w:line="14" w:lineRule="auto"/>
-        <w:rPr>
-          <w:rFonts w:ascii="Courier New" w:eastAsia="Courier New" w:hAnsi="Courier New" w:cs="Courier New"/>
-          <w:smallCaps/>
-          <w:color w:val="434D54"/>
-          <w:sz w:val="74"/>
-          <w:szCs w:val="74"/>
-        </w:rPr>
-      </w:pPr>
-    </w:p>
     <w:sectPr>
       <w:pgSz w:w="11906" w:h="16838"/>
       <w:pgMar w:top="1133" w:right="1133" w:bottom="1133" w:left="1133" w:header="720" w:footer="720" w:gutter="0"/>
@@ -2226,7 +2226,7 @@
 </file>
 
 <file path=word/numbering.xml><?xml version="1.0" encoding="utf-8"?>
-<w:numbering xmlns:wpc="http://schemas.microsoft.com/office/word/2010/wordprocessingCanvas" xmlns:cx="http://schemas.microsoft.com/office/drawing/2014/chartex" xmlns:cx1="http://schemas.microsoft.com/office/drawing/2015/9/8/chartex" xmlns:cx2="http://schemas.microsoft.com/office/drawing/2015/10/21/chartex" xmlns:cx3="http://schemas.microsoft.com/office/drawing/2016/5/9/chartex" xmlns:cx4="http://schemas.microsoft.com/office/drawing/2016/5/10/chartex" xmlns:cx5="http://schemas.microsoft.com/office/drawing/2016/5/11/chartex" xmlns:cx6="http://schemas.microsoft.com/office/drawing/2016/5/12/chartex" xmlns:cx7="http://schemas.microsoft.com/office/drawing/2016/5/13/chartex" xmlns:cx8="http://schemas.microsoft.com/office/drawing/2016/5/14/chartex" xmlns:mc="http://schemas.openxmlformats.org/markup-compatibility/2006" xmlns:aink="http://schemas.microsoft.com/office/drawing/2016/ink" xmlns:am3d="http://schemas.microsoft.com/office/drawing/2017/model3d" xmlns:o="urn:schemas-microsoft-com:office:office" xmlns:oel="http://schemas.microsoft.com/office/2019/extlst" xmlns:r="http://schemas.openxmlformats.org/officeDocument/2006/relationships" xmlns:m="http://schemas.openxmlformats.org/officeDocument/2006/math" xmlns:v="urn:schemas-microsoft-com:vml" xmlns:wp14="http://schemas.microsoft.com/office/word/2010/wordprocessingDrawing" xmlns:wp="http://schemas.openxmlformats.org/drawingml/2006/wordprocessingDrawing" xmlns:w10="urn:schemas-microsoft-com:office:word" xmlns:w="http://schemas.openxmlformats.org/wordprocessingml/2006/main" xmlns:w14="http://schemas.microsoft.com/office/word/2010/wordml" xmlns:w15="http://schemas.microsoft.com/office/word/2012/wordml" xmlns:w16cex="http://schemas.microsoft.com/office/word/2018/wordml/cex" xmlns:w16cid="http://schemas.microsoft.com/office/word/2016/wordml/cid" xmlns:w16="http://schemas.microsoft.com/office/word/2018/wordml" xmlns:w16du="http://schemas.microsoft.com/office/word/2023/wordml/word16du" xmlns:w16sdtdh="http://schemas.microsoft.com/office/word/2020/wordml/sdtdatahash" xmlns:w16sdtfl="http://schemas.microsoft.com/office/word/2024/wordml/sdtformatlock" xmlns:w16se="http://schemas.microsoft.com/office/word/2015/wordml/symex" xmlns:wpg="http://schemas.microsoft.com/office/word/2010/wordprocessingGroup" xmlns:wpi="http://schemas.microsoft.com/office/word/2010/wordprocessingInk" xmlns:wne="http://schemas.microsoft.com/office/word/2006/wordml" xmlns:wps="http://schemas.microsoft.com/office/word/2010/wordprocessingShape" mc:Ignorable="w14 w15 w16se w16cid w16 w16cex w16sdtdh w16sdtfl w16du wp14">
+<w:numbering xmlns:wpc="http://schemas.microsoft.com/office/word/2010/wordprocessingCanvas" xmlns:cx="http://schemas.microsoft.com/office/drawing/2014/chartex" xmlns:cx1="http://schemas.microsoft.com/office/drawing/2015/9/8/chartex" xmlns:cx2="http://schemas.microsoft.com/office/drawing/2015/10/21/chartex" xmlns:cx3="http://schemas.microsoft.com/office/drawing/2016/5/9/chartex" xmlns:cx4="http://schemas.microsoft.com/office/drawing/2016/5/10/chartex" xmlns:cx5="http://schemas.microsoft.com/office/drawing/2016/5/11/chartex" xmlns:cx6="http://schemas.microsoft.com/office/drawing/2016/5/12/chartex" xmlns:cx7="http://schemas.microsoft.com/office/drawing/2016/5/13/chartex" xmlns:cx8="http://schemas.microsoft.com/office/drawing/2016/5/14/chartex" xmlns:mc="http://schemas.openxmlformats.org/markup-compatibility/2006" xmlns:aink="http://schemas.microsoft.com/office/drawing/2016/ink" xmlns:am3d="http://schemas.microsoft.com/office/drawing/2017/model3d" xmlns:o="urn:schemas-microsoft-com:office:office" xmlns:oel="http://schemas.microsoft.com/office/2019/extlst" xmlns:r="http://schemas.openxmlformats.org/officeDocument/2006/relationships" xmlns:m="http://schemas.openxmlformats.org/officeDocument/2006/math" xmlns:v="urn:schemas-microsoft-com:vml" xmlns:wp14="http://schemas.microsoft.com/office/word/2010/wordprocessingDrawing" xmlns:wp="http://schemas.openxmlformats.org/drawingml/2006/wordprocessingDrawing" xmlns:w10="urn:schemas-microsoft-com:office:word" xmlns:w="http://schemas.openxmlformats.org/wordprocessingml/2006/main" xmlns:w14="http://schemas.microsoft.com/office/word/2010/wordml" xmlns:w15="http://schemas.microsoft.com/office/word/2012/wordml" xmlns:w16cei="http://schemas.microsoft.com/office/word/2026/wordml/cei" xmlns:w16cex="http://schemas.microsoft.com/office/word/2018/wordml/cex" xmlns:w16cid="http://schemas.microsoft.com/office/word/2016/wordml/cid" xmlns:w16="http://schemas.microsoft.com/office/word/2018/wordml" xmlns:w16du="http://schemas.microsoft.com/office/word/2023/wordml/word16du" xmlns:w16sdtdh="http://schemas.microsoft.com/office/word/2020/wordml/sdtdatahash" xmlns:w16sdtfl="http://schemas.microsoft.com/office/word/2024/wordml/sdtformatlock" xmlns:w16se="http://schemas.microsoft.com/office/word/2015/wordml/symex" xmlns:wpg="http://schemas.microsoft.com/office/word/2010/wordprocessingGroup" xmlns:wpi="http://schemas.microsoft.com/office/word/2010/wordprocessingInk" xmlns:wne="http://schemas.microsoft.com/office/word/2006/wordml" xmlns:wps="http://schemas.microsoft.com/office/word/2010/wordprocessingShape" mc:Ignorable="w14 w15 w16se w16cid w16 w16cex w16sdtdh w16sdtfl w16du wp14">
   <w:abstractNum w:abstractNumId="0" w15:restartNumberingAfterBreak="0">
     <w:nsid w:val="40B052AF"/>
     <w:multiLevelType w:val="multilevel"/>
@@ -3094,14 +3094,14 @@
     <w:lsdException w:name="Unresolved Mention" w:semiHidden="1" w:unhideWhenUsed="1"/>
     <w:lsdException w:name="Smart Link" w:semiHidden="1" w:unhideWhenUsed="1"/>
   </w:latentStyles>
-  <w:style w:type="paragraph" w:default="1" w:styleId="Normal">
+  <w:style w:type="paragraph" w:default="1" w:styleId="a">
     <w:name w:val="Normal"/>
     <w:qFormat/>
   </w:style>
-  <w:style w:type="paragraph" w:styleId="Heading1">
+  <w:style w:type="paragraph" w:styleId="1">
     <w:name w:val="heading 1"/>
-    <w:basedOn w:val="Normal"/>
-    <w:next w:val="Normal"/>
+    <w:basedOn w:val="a"/>
+    <w:next w:val="a"/>
     <w:uiPriority w:val="9"/>
     <w:qFormat/>
     <w:pPr>
@@ -3117,10 +3117,10 @@
       <w:color w:val="2F5496"/>
     </w:rPr>
   </w:style>
-  <w:style w:type="paragraph" w:styleId="Heading2">
+  <w:style w:type="paragraph" w:styleId="2">
     <w:name w:val="heading 2"/>
-    <w:basedOn w:val="Normal"/>
-    <w:next w:val="Normal"/>
+    <w:basedOn w:val="a"/>
+    <w:next w:val="a"/>
     <w:uiPriority w:val="9"/>
     <w:semiHidden/>
     <w:unhideWhenUsed/>
@@ -3138,10 +3138,10 @@
       <w:color w:val="2F5496"/>
     </w:rPr>
   </w:style>
-  <w:style w:type="paragraph" w:styleId="Heading3">
+  <w:style w:type="paragraph" w:styleId="3">
     <w:name w:val="heading 3"/>
-    <w:basedOn w:val="Normal"/>
-    <w:next w:val="Normal"/>
+    <w:basedOn w:val="a"/>
+    <w:next w:val="a"/>
     <w:uiPriority w:val="9"/>
     <w:semiHidden/>
     <w:unhideWhenUsed/>
@@ -3159,10 +3159,10 @@
       <w:color w:val="1F3763"/>
     </w:rPr>
   </w:style>
-  <w:style w:type="paragraph" w:styleId="Heading4">
+  <w:style w:type="paragraph" w:styleId="4">
     <w:name w:val="heading 4"/>
-    <w:basedOn w:val="Normal"/>
-    <w:next w:val="Normal"/>
+    <w:basedOn w:val="a"/>
+    <w:next w:val="a"/>
     <w:uiPriority w:val="9"/>
     <w:semiHidden/>
     <w:unhideWhenUsed/>
@@ -3180,10 +3180,10 @@
       <w:color w:val="2F5496"/>
     </w:rPr>
   </w:style>
-  <w:style w:type="paragraph" w:styleId="Heading5">
+  <w:style w:type="paragraph" w:styleId="5">
     <w:name w:val="heading 5"/>
-    <w:basedOn w:val="Normal"/>
-    <w:next w:val="Normal"/>
+    <w:basedOn w:val="a"/>
+    <w:next w:val="a"/>
     <w:uiPriority w:val="9"/>
     <w:semiHidden/>
     <w:unhideWhenUsed/>
@@ -3201,10 +3201,10 @@
       <w:color w:val="2F5496"/>
     </w:rPr>
   </w:style>
-  <w:style w:type="paragraph" w:styleId="Heading6">
+  <w:style w:type="paragraph" w:styleId="6">
     <w:name w:val="heading 6"/>
-    <w:basedOn w:val="Normal"/>
-    <w:next w:val="Normal"/>
+    <w:basedOn w:val="a"/>
+    <w:next w:val="a"/>
     <w:uiPriority w:val="9"/>
     <w:semiHidden/>
     <w:unhideWhenUsed/>
@@ -3222,13 +3222,12 @@
       <w:color w:val="1F3763"/>
     </w:rPr>
   </w:style>
-  <w:style w:type="character" w:default="1" w:styleId="DefaultParagraphFont">
+  <w:style w:type="character" w:default="1" w:styleId="a0">
     <w:name w:val="Default Paragraph Font"/>
     <w:uiPriority w:val="1"/>
-    <w:semiHidden/>
     <w:unhideWhenUsed/>
   </w:style>
-  <w:style w:type="table" w:default="1" w:styleId="TableNormal">
+  <w:style w:type="table" w:default="1" w:styleId="a1">
     <w:name w:val="Normal Table"/>
     <w:uiPriority w:val="99"/>
     <w:semiHidden/>
@@ -3243,13 +3242,13 @@
       </w:tblCellMar>
     </w:tblPr>
   </w:style>
-  <w:style w:type="numbering" w:default="1" w:styleId="NoList">
+  <w:style w:type="numbering" w:default="1" w:styleId="a2">
     <w:name w:val="No List"/>
     <w:uiPriority w:val="99"/>
     <w:semiHidden/>
     <w:unhideWhenUsed/>
   </w:style>
-  <w:style w:type="table" w:customStyle="1" w:styleId="TableNormal0">
+  <w:style w:type="table" w:customStyle="1" w:styleId="TableNormal">
     <w:name w:val="TableNormal"/>
     <w:tblPr>
       <w:tblCellMar>
@@ -3260,10 +3259,10 @@
       </w:tblCellMar>
     </w:tblPr>
   </w:style>
-  <w:style w:type="paragraph" w:styleId="Title">
+  <w:style w:type="paragraph" w:styleId="a3">
     <w:name w:val="Title"/>
-    <w:basedOn w:val="Normal"/>
-    <w:next w:val="Normal"/>
+    <w:basedOn w:val="a"/>
+    <w:next w:val="a"/>
     <w:uiPriority w:val="10"/>
     <w:qFormat/>
     <w:pPr>
@@ -3278,10 +3277,10 @@
       <w:szCs w:val="72"/>
     </w:rPr>
   </w:style>
-  <w:style w:type="paragraph" w:styleId="Subtitle">
+  <w:style w:type="paragraph" w:styleId="a4">
     <w:name w:val="Subtitle"/>
-    <w:basedOn w:val="Normal"/>
-    <w:next w:val="Normal"/>
+    <w:basedOn w:val="a"/>
+    <w:next w:val="a"/>
     <w:uiPriority w:val="11"/>
     <w:qFormat/>
     <w:pPr>
